--- a/Documento_Asesores_ETC88.docx
+++ b/Documento_Asesores_ETC88.docx
@@ -544,7 +544,7 @@
         <w:rPr>
           <w:b/>
         </w:rPr>
-        <w:t>Fabelle maciel fabian bello</w:t>
+        <w:t>Fabelly Maciel Fabian Bello</w:t>
       </w:r>
       <w:r>
         <w:t xml:space="preserve"> · Cocina</w:t>
@@ -558,7 +558,7 @@
         <w:rPr>
           <w:b/>
         </w:rPr>
-        <w:t>Guido Mardonado</w:t>
+        <w:t>Guido Maldonado</w:t>
       </w:r>
       <w:r>
         <w:t xml:space="preserve"> · Cocina</w:t>
@@ -1364,13 +1364,13 @@
         <w:t xml:space="preserve">Meta de recaudación: </w:t>
       </w:r>
       <w:r>
-        <w:t>[PROPUESTA] RD$260,000</w:t>
+        <w:t>RD$533,481</w:t>
       </w:r>
       <w:r>
         <w:rPr>
           <w:i/>
         </w:rPr>
-        <w:t xml:space="preserve"> — El director pidió una 'meta más agresiva' sin fijar monto. Esta cifra es propuesta a validar.</w:t>
+        <w:t xml:space="preserve"> — No es un número fijo: = costo total estimado a cubrir (casa 100 personas + costos del retiro + deuda $23,600). Se cubre con cuotas de participantes ($3,000) + cuotas del equipo ($1,500–2,000) + rifa y/o venta de comida + donaciones. Se recalcula con el presupuesto (hoja Finanzas).</w:t>
       </w:r>
     </w:p>
     <w:p>
@@ -1381,16 +1381,36 @@
         <w:rPr>
           <w:b/>
         </w:rPr>
-        <w:t xml:space="preserve">Participantes (estimado): </w:t>
+        <w:t xml:space="preserve">Personas en la casa (piso): </w:t>
       </w:r>
       <w:r>
-        <w:t>[POR DEFINIR] 48</w:t>
+        <w:t>100</w:t>
       </w:r>
       <w:r>
         <w:rPr>
           <w:i/>
         </w:rPr>
-        <w:t xml:space="preserve"> — Falta confirmar el número final de participantes; afecta casa, peces, biblias y comida.</w:t>
+        <w:t xml:space="preserve"> — Piso fijado: completar 100 personas en la casa de retiro.</w:t>
+      </w:r>
+    </w:p>
+    <w:p>
+      <w:pPr>
+        <w:pStyle w:val="ListBullet"/>
+      </w:pPr>
+      <w:r>
+        <w:rPr>
+          <w:b/>
+        </w:rPr>
+        <w:t xml:space="preserve">Participantes (objetivo): </w:t>
+      </w:r>
+      <w:r>
+        <w:t>[PROPUESTA] 53</w:t>
+      </w:r>
+      <w:r>
+        <w:rPr>
+          <w:i/>
+        </w:rPr>
+        <w:t xml:space="preserve"> — Los que falten para completar 100 en la casa junto al equipo. Ajustar con el conteo final.</w:t>
       </w:r>
     </w:p>
     <w:p>
@@ -1409,16 +1429,16 @@
         <w:rPr>
           <w:b/>
         </w:rPr>
-        <w:t xml:space="preserve">Rifa (Profondo #1, neta): </w:t>
+        <w:t xml:space="preserve">Modelo: </w:t>
       </w:r>
       <w:r>
-        <w:t>[PROPUESTA] RD$130,000</w:t>
+        <w:t>cuotas + rifa y/o venta de comida + donaciones</w:t>
       </w:r>
       <w:r>
         <w:rPr>
           <w:i/>
         </w:rPr>
-        <w:t xml:space="preserve"> — Meta neta de la rifa a validar.</w:t>
+        <w:t xml:space="preserve"> — La meta = el costo total del retiro. Se cubre con: cuotas de participantes ($3,000 c/u) + cuotas del equipo ($1,500–2,000 c/u) + rifa y/o venta de comida + donaciones. La rifa, la venta de comida y las donaciones cubren la BRECHA = costo − cuotas; sus montos son variables (lo que se recaude).</w:t>
       </w:r>
     </w:p>
     <w:p>
@@ -1426,19 +1446,7 @@
         <w:pStyle w:val="ListBullet"/>
       </w:pPr>
       <w:r>
-        <w:rPr>
-          <w:b/>
-        </w:rPr>
-        <w:t xml:space="preserve">Profondo #2 (comida / garaje): </w:t>
-      </w:r>
-      <w:r>
-        <w:t>[PROPUESTA] RD$50,000</w:t>
-      </w:r>
-      <w:r>
-        <w:rPr>
-          <w:i/>
-        </w:rPr>
-        <w:t xml:space="preserve"> — Benchmark ETC 79 ≈ $50K (venta de comida / garaje).</w:t>
+        <w:t>Rifa, venta de comida y donaciones: montos variables (lo que se recaude); cubren la brecha = costo − cuotas.</w:t>
       </w:r>
     </w:p>
     <w:p>
@@ -1446,27 +1454,7 @@
         <w:pStyle w:val="ListBullet"/>
       </w:pPr>
       <w:r>
-        <w:rPr>
-          <w:b/>
-        </w:rPr>
-        <w:t xml:space="preserve">Donaciones empresas/particulares: </w:t>
-      </w:r>
-      <w:r>
-        <w:t>[PROPUESTA] RD$50,000</w:t>
-      </w:r>
-      <w:r>
-        <w:rPr>
-          <w:i/>
-        </w:rPr>
-        <w:t xml:space="preserve"> — Conseguir donaciones a empresas/particulares es responsabilidad de los Directores (delegable).</w:t>
-      </w:r>
-    </w:p>
-    <w:p>
-      <w:pPr>
-        <w:pStyle w:val="ListBullet"/>
-      </w:pPr>
-      <w:r>
-        <w:t>La primera actividad es una rifa (confirmado, por recomendación del equipo).</w:t>
+        <w:t>La primera actividad es una rifa (confirmado). Las donaciones a empresas/particulares son responsabilidad de los Directores (delegable).</w:t>
       </w:r>
     </w:p>
     <w:p>
@@ -1687,6 +1675,46 @@
     </w:p>
     <w:p>
       <w:pPr>
+        <w:pStyle w:val="ListBullet"/>
+      </w:pPr>
+      <w:r>
+        <w:t>Piso de personas: completar 100 en la casa de retiro.</w:t>
+      </w:r>
+    </w:p>
+    <w:p>
+      <w:pPr>
+        <w:pStyle w:val="ListBullet"/>
+      </w:pPr>
+      <w:r>
+        <w:t>La meta de recaudación = el costo total del retiro (se cubre con cuotas + rifa/venta de comida + donaciones).</w:t>
+      </w:r>
+    </w:p>
+    <w:p>
+      <w:pPr>
+        <w:pStyle w:val="ListBullet"/>
+      </w:pPr>
+      <w:r>
+        <w:t>Santo Domingo: 2 asesores de comunidad, Marleny y Sandrita.</w:t>
+      </w:r>
+    </w:p>
+    <w:p>
+      <w:pPr>
+        <w:pStyle w:val="ListBullet"/>
+      </w:pPr>
+      <w:r>
+        <w:t>La Vega: 1 asesor de comunidad, Leticia González.</w:t>
+      </w:r>
+    </w:p>
+    <w:p>
+      <w:pPr>
+        <w:pStyle w:val="ListBullet"/>
+      </w:pPr>
+      <w:r>
+        <w:t>Nombres corregidos: Guido Maldonado · Fabelly Maciel Fabian Bello.</w:t>
+      </w:r>
+    </w:p>
+    <w:p>
+      <w:pPr>
         <w:pStyle w:val="Heading1"/>
       </w:pPr>
       <w:r>
@@ -1706,7 +1734,7 @@
         <w:pStyle w:val="ListBullet"/>
       </w:pPr>
       <w:r>
-        <w:t>[POR DEFINIR] Confirmar el número final de participantes.</w:t>
+        <w:t>[POR DEFINIR] Confirmar el conteo final de participantes para completar 100 en la casa.</w:t>
       </w:r>
     </w:p>
     <w:p>
@@ -1715,14 +1743,6 @@
       </w:pPr>
       <w:r>
         <w:t>[POR DEFINIR] Completar la vacante de cocina (varón — candidato Randolph).</w:t>
-      </w:r>
-    </w:p>
-    <w:p>
-      <w:pPr>
-        <w:pStyle w:val="ListBullet"/>
-      </w:pPr>
-      <w:r>
-        <w:t>[POR DEFINIR] Definir si van 1 o 2 representantes de La Vega.</w:t>
       </w:r>
     </w:p>
     <w:p>

--- a/Documento_Asesores_ETC88.docx
+++ b/Documento_Asesores_ETC88.docx
@@ -1364,13 +1364,13 @@
         <w:t xml:space="preserve">Meta de recaudación: </w:t>
       </w:r>
       <w:r>
-        <w:t>RD$533,481</w:t>
+        <w:t>RD$575,881</w:t>
       </w:r>
       <w:r>
         <w:rPr>
           <w:i/>
         </w:rPr>
-        <w:t xml:space="preserve"> — No es un número fijo: = costo total estimado a cubrir (casa 100 personas + costos del retiro + deuda $23,600). Se cubre con cuotas de participantes ($3,000) + cuotas del equipo ($1,500–2,000) + rifa y/o venta de comida + donaciones. Se recalcula con el presupuesto (hoja Finanzas).</w:t>
+        <w:t xml:space="preserve"> — No es un número fijo: = costo total estimado a cubrir (casa 100 personas + costos del retiro + camisetas + avanzada del jueves + deuda $23,600). Se cubre con cuotas de participantes ($3,000) + cuotas del equipo ($1,500–2,000) + rifa y/o venta de comida + donaciones. Se recalcula con el presupuesto (hoja Finanzas).</w:t>
       </w:r>
     </w:p>
     <w:p>
@@ -1783,6 +1783,30 @@
       </w:pPr>
       <w:r>
         <w:t>[POR DEFINIR] Cotizar transporte (3 empresas) y el banderín.</w:t>
+      </w:r>
+    </w:p>
+    <w:p>
+      <w:pPr>
+        <w:pStyle w:val="ListBullet"/>
+      </w:pPr>
+      <w:r>
+        <w:t>[POR DEFINIR] Modelo de flujo de caja: asignar cada entrada a un compromiso e ir costeando con el calendario de pagos (sesión aparte).</w:t>
+      </w:r>
+    </w:p>
+    <w:p>
+      <w:pPr>
+        <w:pStyle w:val="ListBullet"/>
+      </w:pPr>
+      <w:r>
+        <w:t>[POR DEFINIR] Confirmar con la casa la tarifa de la avanzada (noche/día extra del equipo que adelanta el jueves) + sus 3 comidas.</w:t>
+      </w:r>
+    </w:p>
+    <w:p>
+      <w:pPr>
+        <w:pStyle w:val="ListBullet"/>
+      </w:pPr>
+      <w:r>
+        <w:t>[POR DEFINIR] Completar las tallas de camiseta que faltan (invitados pendientes + Paul, Frank y la Sor); el mockup va tras el Design System.</w:t>
       </w:r>
     </w:p>
     <w:p>

--- a/Documento_Asesores_ETC88.docx
+++ b/Documento_Asesores_ETC88.docx
@@ -825,7 +825,7 @@
         <w:pStyle w:val="ListBullet"/>
       </w:pPr>
       <w:r>
-        <w:t>Asesoras de cocina: Johanny García · Mary "Peta" Morales</w:t>
+        <w:t>Asesoras de cocina: Johanny García · Mary "Petra" Morales</w:t>
       </w:r>
     </w:p>
     <w:p>
@@ -1364,13 +1364,13 @@
         <w:t xml:space="preserve">Meta de recaudación: </w:t>
       </w:r>
       <w:r>
-        <w:t>RD$575,881</w:t>
+        <w:t>RD$606,881</w:t>
       </w:r>
       <w:r>
         <w:rPr>
           <w:i/>
         </w:rPr>
-        <w:t xml:space="preserve"> — No es un número fijo: = costo total estimado a cubrir (casa 100 personas + costos del retiro + camisetas + avanzada del jueves + deuda $23,600). Se cubre con cuotas de participantes ($3,000) + cuotas del equipo ($1,500–2,000) + rifa y/o venta de comida + donaciones. Se recalcula con el presupuesto (hoja Finanzas).</w:t>
+        <w:t xml:space="preserve"> — No es un número fijo: = costo total estimado a cubrir (casa 100 personas + costos del retiro + camisetas + avanzada del jueves + convivencia + ensayo con almuerzo + bizcocho post-ETC + deuda $23,600). Se cubre con cuotas de participantes ($3,000) + cuotas del equipo ($1,500–2,000) + rifa y/o venta de comida + donaciones. Se recalcula con el presupuesto (hoja Finanzas).</w:t>
       </w:r>
     </w:p>
     <w:p>
@@ -1654,7 +1654,7 @@
         <w:pStyle w:val="ListBullet"/>
       </w:pPr>
       <w:r>
-        <w:t>Asesoras de cocina: Mary "Peta" Morales y Johanny García.</w:t>
+        <w:t>Asesoras de cocina: Mary "Petra" Morales y Johanny García.</w:t>
       </w:r>
     </w:p>
     <w:p>

--- a/Documento_Asesores_ETC88.docx
+++ b/Documento_Asesores_ETC88.docx
@@ -1364,13 +1364,13 @@
         <w:t xml:space="preserve">Meta de recaudación: </w:t>
       </w:r>
       <w:r>
-        <w:t>RD$606,881</w:t>
+        <w:t>RD$583,281</w:t>
       </w:r>
       <w:r>
         <w:rPr>
           <w:i/>
         </w:rPr>
-        <w:t xml:space="preserve"> — No es un número fijo: = costo total estimado a cubrir (casa 100 personas + costos del retiro + camisetas + avanzada del jueves + convivencia + ensayo con almuerzo + bizcocho post-ETC + deuda $23,600). Se cubre con cuotas de participantes ($3,000) + cuotas del equipo ($1,500–2,000) + rifa y/o venta de comida + donaciones. Se recalcula con el presupuesto (hoja Finanzas).</w:t>
+        <w:t xml:space="preserve"> — No es un número fijo: = costo total estimado a cubrir (casa 100 personas COMPLETA + transporte + cocina + materiales + guías + música + eventos formativos + camisetas + avanzada). La deuda de $23,600 NO se suma aparte: ya está dentro de la casa (es el 10% de reserva). Se cubre con cuotas de participantes ($3,000) + cuotas del equipo ($1,500–2,000) + rifa y/o venta de comida + donaciones. Se recalcula con el presupuesto (hoja Finanzas).</w:t>
       </w:r>
     </w:p>
     <w:p>

--- a/Documento_Asesores_ETC88.docx
+++ b/Documento_Asesores_ETC88.docx
@@ -921,7 +921,7 @@
           </w:tcPr>
           <w:p>
             <w:r>
-              <w:t>Reunión de Coordinadores — jue 4-jun (Corpus Christi, virtual) o dom 7-jun (pre-misa)</w:t>
+              <w:t>Reunión de Coordinadores (jueves 4-jun · Corpus Christi · virtual)</w:t>
             </w:r>
           </w:p>
         </w:tc>
@@ -1256,6 +1256,28 @@
           </w:p>
         </w:tc>
       </w:tr>
+      <w:tr>
+        <w:tc>
+          <w:tcPr>
+            <w:tcW w:type="dxa" w:w="4320"/>
+          </w:tcPr>
+          <w:p>
+            <w:r>
+              <w:t>9-sep</w:t>
+            </w:r>
+          </w:p>
+        </w:tc>
+        <w:tc>
+          <w:tcPr>
+            <w:tcW w:type="dxa" w:w="4320"/>
+          </w:tcPr>
+          <w:p>
+            <w:r>
+              <w:t>Bienvenida post-ETC a los nuevos (baile + bizcocho) (sin formación)</w:t>
+            </w:r>
+          </w:p>
+        </w:tc>
+      </w:tr>
     </w:tbl>
     <w:p>
       <w:pPr>

--- a/Documento_Asesores_ETC88.docx
+++ b/Documento_Asesores_ETC88.docx
@@ -1141,7 +1141,7 @@
           </w:tcPr>
           <w:p>
             <w:r>
-              <w:t>F5 — Quinta Formación (lectura de perfiles 2 + 3er pago)</w:t>
+              <w:t>F5 — Quinta Formación (lectura de perfiles 2 + cobro al cierre)</w:t>
             </w:r>
           </w:p>
         </w:tc>

--- a/Documento_Asesores_ETC88.docx
+++ b/Documento_Asesores_ETC88.docx
@@ -1504,7 +1504,7 @@
         <w:rPr>
           <w:i/>
         </w:rPr>
-        <w:t xml:space="preserve"> Responsable: [PROPUESTA] Co-Dir + Coords de cocina + Roberto.</w:t>
+        <w:t xml:space="preserve"> Responsable: [POR DEFINIR] Por nombrar (Co-Dir decide).</w:t>
       </w:r>
     </w:p>
     <w:p>

--- a/Documento_Asesores_ETC88.docx
+++ b/Documento_Asesores_ETC88.docx
@@ -87,7 +87,7 @@
     </w:p>
     <w:p>
       <w:r>
-        <w:t>47 servidores operativos + asesores ampliados y transversales. Una sola tripulación, diferentes funciones.</w:t>
+        <w:t>48 servidores operativos + asesores ampliados y transversales. Una sola tripulación, diferentes funciones.</w:t>
       </w:r>
     </w:p>
     <w:p>
@@ -421,7 +421,7 @@
         <w:pStyle w:val="Heading2"/>
       </w:pPr>
       <w:r>
-        <w:t>Cocina (20)</w:t>
+        <w:t>Cocina (21)</w:t>
       </w:r>
     </w:p>
     <w:p>
@@ -642,6 +642,20 @@
         <w:rPr>
           <w:b/>
         </w:rPr>
+        <w:t>Randolph Joseph</w:t>
+      </w:r>
+      <w:r>
+        <w:t xml:space="preserve"> · Cocina</w:t>
+      </w:r>
+    </w:p>
+    <w:p>
+      <w:pPr>
+        <w:pStyle w:val="ListBullet"/>
+      </w:pPr>
+      <w:r>
+        <w:rPr>
+          <w:b/>
+        </w:rPr>
         <w:t>Risaira Santana Rosario</w:t>
       </w:r>
       <w:r>
@@ -802,14 +816,6 @@
       </w:pPr>
       <w:r>
         <w:t>Vacantes, backups y asesores externos</w:t>
-      </w:r>
-    </w:p>
-    <w:p>
-      <w:pPr>
-        <w:pStyle w:val="ListBullet"/>
-      </w:pPr>
-      <w:r>
-        <w:t>[POR DEFINIR] Vacante Cocina (varón — candidato Randolph)</w:t>
       </w:r>
     </w:p>
     <w:p>
@@ -1426,7 +1432,7 @@
         <w:t xml:space="preserve">Participantes (objetivo): </w:t>
       </w:r>
       <w:r>
-        <w:t>[PROPUESTA] 53</w:t>
+        <w:t>[PROPUESTA] 52</w:t>
       </w:r>
       <w:r>
         <w:rPr>
@@ -1555,16 +1561,36 @@
         <w:rPr>
           <w:b/>
         </w:rPr>
-        <w:t xml:space="preserve">Intersección (espiritual): </w:t>
+        <w:t xml:space="preserve">Intersección (diáspora): </w:t>
       </w:r>
       <w:r>
-        <w:t>Equipo espiritual transversal: oración, intercesión, acompañamiento.</w:t>
+        <w:t>Vínculo con la diáspora — etecianos del 88 (y comunidad eteciana amplia) que residen fuera del país y apoyan al retiro: padrinazgo, oración, donaciones desde el exterior. Rol tradicional del equipo de Intersección.</w:t>
       </w:r>
       <w:r>
         <w:rPr>
           <w:i/>
         </w:rPr>
-        <w:t xml:space="preserve"> Responsable: Asesores Espirituales (Padre Paul + Sor Angelina).</w:t>
+        <w:t xml:space="preserve"> Responsable: [POR DEFINIR] Por nombrar (Co-Dir decide).</w:t>
+      </w:r>
+    </w:p>
+    <w:p>
+      <w:pPr>
+        <w:pStyle w:val="ListBullet"/>
+      </w:pPr>
+      <w:r>
+        <w:rPr>
+          <w:b/>
+        </w:rPr>
+        <w:t xml:space="preserve">Finanzas / Tesorería (auxiliar): </w:t>
+      </w:r>
+      <w:r>
+        <w:t>Control de pagos, recibos, conciliación y reportes de gastos (planificado vs real). Auxilia a la Co-Dirección. Responde a la medida #3 del Informe Final ETC 85.</w:t>
+      </w:r>
+      <w:r>
+        <w:rPr>
+          <w:i/>
+        </w:rPr>
+        <w:t xml:space="preserve"> Responsable: [POR DEFINIR] Por nombrar dentro del equipo (Co-Dir decide).</w:t>
       </w:r>
     </w:p>
     <w:p>
@@ -1660,7 +1686,31 @@
         <w:pStyle w:val="ListBullet"/>
       </w:pPr>
       <w:r>
-        <w:t>Equipos auxiliares: Recaudación y Donaciones · Guagua (Transporte) · Actividad Profondo · Intersección (espiritual).</w:t>
+        <w:t>Equipos auxiliares (5): Recaudación y Donaciones · Guagua (Transporte) · Actividad Profondo · Intersección (diáspora) · Finanzas / Tesorería (auxiliar).</w:t>
+      </w:r>
+    </w:p>
+    <w:p>
+      <w:pPr>
+        <w:pStyle w:val="ListBullet"/>
+      </w:pPr>
+      <w:r>
+        <w:t>Intersección (auxiliar) = vínculo con la diáspora (etecianos fuera del país que apoyan); NO es el equipo espiritual transversal — esa función la cubren Paul + Sor como Asesores Espirituales transversales (ya en asesores_espirituales).</w:t>
+      </w:r>
+    </w:p>
+    <w:p>
+      <w:pPr>
+        <w:pStyle w:val="ListBullet"/>
+      </w:pPr>
+      <w:r>
+        <w:t>Randolph Joseph confirmado en Cocina (3-jun): ocupa el cupo de varón que dejó Roselyn — la vacante de cocina queda cerrada.</w:t>
+      </w:r>
+    </w:p>
+    <w:p>
+      <w:pPr>
+        <w:pStyle w:val="ListBullet"/>
+      </w:pPr>
+      <w:r>
+        <w:t>Daylin confirmada en Música (3-jun).</w:t>
       </w:r>
     </w:p>
     <w:p>
@@ -1764,7 +1814,7 @@
         <w:pStyle w:val="ListBullet"/>
       </w:pPr>
       <w:r>
-        <w:t>[POR DEFINIR] Completar la vacante de cocina (varón — candidato Randolph).</w:t>
+        <w:t>[POR DEFINIR] Definir los responsables de cada uno de los 5 equipos auxiliares (Recaudación · Guagua · Profondo · Intersección/diáspora · Finanzas/Tesorería).</w:t>
       </w:r>
     </w:p>
     <w:p>
@@ -1772,7 +1822,15 @@
         <w:pStyle w:val="ListBullet"/>
       </w:pPr>
       <w:r>
-        <w:t>[POR DEFINIR] Definir los responsables de cada equipo auxiliar.</w:t>
+        <w:t>[POR DEFINIR] Identificar responsable o equipo de Finanzas / Tesorería dentro del equipo (auxilia a la Co-Dirección; control de pagos y reportes — medida #3 Informe 85).</w:t>
+      </w:r>
+    </w:p>
+    <w:p>
+      <w:pPr>
+        <w:pStyle w:val="ListBullet"/>
+      </w:pPr>
+      <w:r>
+        <w:t>[POR DEFINIR] Asignar el equipo de Intersección — diáspora del 88 (etecianos fuera del país que sirven como padrinos / red de oración / donaciones desde el exterior).</w:t>
       </w:r>
     </w:p>
     <w:p>

--- a/Documento_Asesores_ETC88.docx
+++ b/Documento_Asesores_ETC88.docx
@@ -614,7 +614,7 @@
         <w:rPr>
           <w:b/>
         </w:rPr>
-        <w:t>Olanlly</w:t>
+        <w:t>Marian Olanlly Ortiz Carrasco</w:t>
       </w:r>
       <w:r>
         <w:t xml:space="preserve"> · Cocina</w:t>
